--- a/Mau_mail_QTKDS.docx
+++ b/Mau_mail_QTKDS.docx
@@ -521,6 +521,7 @@
               <w:rPr>
                 <w:spacing w:val="-2"/>
                 <w:sz w:val="26"/>
+                <w:lang w:val="en-US"/>
               </w:rPr>
             </w:pPr>
             <w:r>
